--- a/testakten/insolvenzplan-starug-planwerkstatt-metallbau-hansa/08_investor_term_sheet.docx
+++ b/testakten/insolvenzplan-starug-planwerkstatt-metallbau-hansa/08_investor_term_sheet.docx
@@ -5,58 +5,90 @@
     <w:p>
       <w:pPr>
         <w:pStyle w:val="Heading1"/>
+        <w:spacing w:after="160" w:line="259" w:lineRule="auto"/>
       </w:pPr>
       <w:r>
         <w:rPr>
           <w:rFonts w:ascii="Times New Roman" w:hAnsi="Times New Roman"/>
+          <w:b/>
+          <w:sz w:val="28"/>
         </w:rPr>
         <w:t>Investor Term Sheet – Nordlicht Turnaround Fonds GmbH &amp; Co. KG</w:t>
       </w:r>
     </w:p>
     <w:p>
       <w:pPr>
+        <w:spacing w:before="120" w:after="60" w:line="259" w:lineRule="auto"/>
         <w:jc w:val="left"/>
       </w:pPr>
       <w:r>
         <w:rPr>
-          <w:b/>
+          <w:rFonts w:ascii="Times New Roman" w:hAnsi="Times New Roman"/>
+          <w:b w:val="0"/>
+          <w:i w:val="0"/>
+          <w:sz w:val="22"/>
         </w:rPr>
         <w:t>Aktenzeichen:</w:t>
       </w:r>
       <w:r>
+        <w:rPr>
+          <w:rFonts w:ascii="Times New Roman" w:hAnsi="Times New Roman"/>
+          <w:b w:val="0"/>
+          <w:i w:val="0"/>
+          <w:sz w:val="22"/>
+        </w:rPr>
         <w:t xml:space="preserve"> MH-2026-001</w:t>
       </w:r>
     </w:p>
     <w:p>
       <w:pPr>
+        <w:spacing w:before="120" w:after="60" w:line="259" w:lineRule="auto"/>
         <w:jc w:val="left"/>
       </w:pPr>
       <w:r>
         <w:rPr>
-          <w:b/>
+          <w:rFonts w:ascii="Times New Roman" w:hAnsi="Times New Roman"/>
+          <w:b w:val="0"/>
+          <w:i w:val="0"/>
+          <w:sz w:val="22"/>
         </w:rPr>
         <w:t>Datum:</w:t>
       </w:r>
       <w:r>
+        <w:rPr>
+          <w:rFonts w:ascii="Times New Roman" w:hAnsi="Times New Roman"/>
+          <w:b w:val="0"/>
+          <w:i w:val="0"/>
+          <w:sz w:val="22"/>
+        </w:rPr>
         <w:t xml:space="preserve"> 26. Mai 2026</w:t>
       </w:r>
     </w:p>
     <w:p>
       <w:pPr>
+        <w:spacing w:before="120" w:after="60" w:line="259" w:lineRule="auto"/>
         <w:jc w:val="left"/>
       </w:pPr>
       <w:r>
         <w:rPr>
+          <w:rFonts w:ascii="Times New Roman" w:hAnsi="Times New Roman"/>
           <w:b/>
+          <w:sz w:val="22"/>
         </w:rPr>
         <w:t>Version:</w:t>
       </w:r>
       <w:r>
+        <w:rPr>
+          <w:rFonts w:ascii="Times New Roman" w:hAnsi="Times New Roman"/>
+          <w:b/>
+          <w:sz w:val="22"/>
+        </w:rPr>
         <w:t xml:space="preserve"> 0.3 (Verhandlungsstand)</w:t>
       </w:r>
     </w:p>
     <w:p>
       <w:pPr>
+        <w:spacing w:line="259" w:lineRule="auto" w:after="60"/>
         <w:jc w:val="left"/>
       </w:pPr>
       <w:r>
@@ -71,42 +103,63 @@
     </w:p>
     <w:p>
       <w:pPr>
+        <w:spacing w:before="120" w:after="60" w:line="259" w:lineRule="auto"/>
         <w:jc w:val="left"/>
       </w:pPr>
       <w:r>
         <w:rPr>
+          <w:rFonts w:ascii="Times New Roman" w:hAnsi="Times New Roman"/>
           <w:b/>
+          <w:sz w:val="22"/>
         </w:rPr>
         <w:t>Status:</w:t>
       </w:r>
       <w:r>
+        <w:rPr>
+          <w:rFonts w:ascii="Times New Roman" w:hAnsi="Times New Roman"/>
+          <w:b/>
+          <w:sz w:val="22"/>
+        </w:rPr>
         <w:t xml:space="preserve"> Nicht bindend; vorbehaltlich finaler Due-Diligence und Planbestätigung</w:t>
       </w:r>
     </w:p>
-    <w:p/>
+    <w:p>
+      <w:pPr>
+        <w:spacing w:line="259" w:lineRule="auto" w:after="60"/>
+      </w:pPr>
+    </w:p>
     <w:p>
       <w:pPr>
         <w:pStyle w:val="Heading2"/>
+        <w:spacing w:before="120" w:after="60" w:line="259" w:lineRule="auto"/>
       </w:pPr>
       <w:r>
         <w:rPr>
           <w:rFonts w:ascii="Times New Roman" w:hAnsi="Times New Roman"/>
+          <w:b/>
+          <w:sz w:val="22"/>
         </w:rPr>
         <w:t>Präambel</w:t>
       </w:r>
     </w:p>
     <w:p>
       <w:pPr>
+        <w:spacing w:line="259" w:lineRule="auto" w:after="60"/>
         <w:jc w:val="left"/>
       </w:pPr>
       <w:r>
         <w:t>Der Investor hat nach ersten Gesprächen im Mai 2026 grundsätzliches Interesse an einer Restrukturierungsfinanzierung der Schuldnerin signalisiert. Das vorliegende Term Sheet fasst die wesentlichen Parameter eines indikativen Angebots zusammen. Es ersetzt keine Rechts- oder Steuerberatung und erzeugt noch keine Bindungswirkung.</w:t>
       </w:r>
     </w:p>
-    <w:p/>
+    <w:p>
+      <w:pPr>
+        <w:spacing w:line="259" w:lineRule="auto" w:after="60"/>
+      </w:pPr>
+    </w:p>
     <w:p>
       <w:pPr>
         <w:pStyle w:val="Heading2"/>
+        <w:spacing w:line="259" w:lineRule="auto" w:after="60"/>
       </w:pPr>
       <w:r>
         <w:rPr>
@@ -428,10 +481,15 @@
         </w:tc>
       </w:tr>
     </w:tbl>
-    <w:p/>
+    <w:p>
+      <w:pPr>
+        <w:spacing w:line="259" w:lineRule="auto" w:after="60"/>
+      </w:pPr>
+    </w:p>
     <w:p>
       <w:pPr>
         <w:pStyle w:val="Heading2"/>
+        <w:spacing w:line="259" w:lineRule="auto" w:after="60"/>
       </w:pPr>
       <w:r>
         <w:rPr>
@@ -442,6 +500,7 @@
     </w:p>
     <w:p>
       <w:pPr>
+        <w:spacing w:line="259" w:lineRule="auto" w:after="60"/>
         <w:jc w:val="left"/>
       </w:pPr>
       <w:r>
@@ -451,6 +510,7 @@
     <w:p>
       <w:pPr>
         <w:pStyle w:val="ListNumber"/>
+        <w:spacing w:line="259" w:lineRule="auto" w:after="60"/>
       </w:pPr>
       <w:r>
         <w:t>Annahme des Insolvenzplans (§ 244 InsO) oder Bestätigung des Restrukturierungsplans (§ 74 StaRUG) in einer für den Investor akzeptablen Form, die insbesondere die nachfolgenden Sicherheitenpositionen enthält.</w:t>
@@ -459,6 +519,7 @@
     <w:p>
       <w:pPr>
         <w:pStyle w:val="ListNumber"/>
+        <w:spacing w:line="259" w:lineRule="auto" w:after="60"/>
       </w:pPr>
       <w:r>
         <w:t>Keine neuen Vollstreckungsmaßnahmen der NordBank AG oder anderer Gläubiger zwischen Unterzeichnung dieses Term Sheets und Auszahlung.</w:t>
@@ -467,6 +528,7 @@
     <w:p>
       <w:pPr>
         <w:pStyle w:val="ListNumber"/>
+        <w:spacing w:line="259" w:lineRule="auto" w:after="60"/>
       </w:pPr>
       <w:r>
         <w:t>Betriebsfortführung der Schuldnerin ohne Produktionsunterbrechung von mehr als fünf Werktagen zwischen Unterzeichnung und Auszahlung.</w:t>
@@ -475,6 +537,7 @@
     <w:p>
       <w:pPr>
         <w:pStyle w:val="ListNumber"/>
+        <w:spacing w:line="259" w:lineRule="auto" w:after="60"/>
       </w:pPr>
       <w:r>
         <w:t>Vorlage einer von Dresen &amp; Partner GmbH WPG bestätigten 13-Wochen-Liquiditätsplanung, die keine negative Unterschreitung der Mindestliquidität von 150.000 Euro ausweist.</w:t>
@@ -483,6 +546,7 @@
     <w:p>
       <w:pPr>
         <w:pStyle w:val="ListNumber"/>
+        <w:spacing w:line="259" w:lineRule="auto" w:after="60"/>
       </w:pPr>
       <w:r>
         <w:t>Abschluss der Sicherheitendokumentation (Ziffer 3).</w:t>
@@ -491,15 +555,21 @@
     <w:p>
       <w:pPr>
         <w:pStyle w:val="ListNumber"/>
+        <w:spacing w:line="259" w:lineRule="auto" w:after="60"/>
       </w:pPr>
       <w:r>
         <w:t>Keine wesentlich nachteilige Veränderung (MAC-Klausel) der wirtschaftlichen Lage der Schuldnerin gegenüber dem Stand per 14. Mai 2026: Umsatz- oder EBITDA-Abweichung von mehr als 20 % gegenüber der Planrechnung berechtigt den Investor zum Rücktritt.</w:t>
       </w:r>
     </w:p>
-    <w:p/>
+    <w:p>
+      <w:pPr>
+        <w:spacing w:line="259" w:lineRule="auto" w:after="60"/>
+      </w:pPr>
+    </w:p>
     <w:p>
       <w:pPr>
         <w:pStyle w:val="Heading2"/>
+        <w:spacing w:line="259" w:lineRule="auto" w:after="60"/>
       </w:pPr>
       <w:r>
         <w:rPr>
@@ -510,6 +580,7 @@
     </w:p>
     <w:p>
       <w:pPr>
+        <w:spacing w:line="259" w:lineRule="auto" w:after="60"/>
         <w:jc w:val="left"/>
       </w:pPr>
       <w:r>
@@ -753,6 +824,7 @@
     </w:tbl>
     <w:p>
       <w:pPr>
+        <w:spacing w:line="259" w:lineRule="auto" w:after="60"/>
         <w:jc w:val="left"/>
       </w:pPr>
       <w:r>
@@ -765,10 +837,15 @@
         <w:t xml:space="preserve"> Die Globalzession der NordBank AG erfasst nach aktuellem Stand alle Forderungen der Schuldnerin. Der Investor besteht darauf, dass im Rahmen des Plans oder einer separaten Sicherheitenvereinbarung eine Freistellung der Stadtwerke-Nord-Forderungen (laufender Rahmenvertrag 2024–2026, Volumen ca. 2,8 Mio. Euro p.a.) für den Investor vereinbart wird. Dies ist ein offener Verhandlungspunkt.</w:t>
       </w:r>
     </w:p>
-    <w:p/>
+    <w:p>
+      <w:pPr>
+        <w:spacing w:line="259" w:lineRule="auto" w:after="60"/>
+      </w:pPr>
+    </w:p>
     <w:p>
       <w:pPr>
         <w:pStyle w:val="Heading2"/>
+        <w:spacing w:line="259" w:lineRule="auto" w:after="60"/>
       </w:pPr>
       <w:r>
         <w:rPr>
@@ -779,6 +856,7 @@
     </w:p>
     <w:p>
       <w:pPr>
+        <w:spacing w:line="259" w:lineRule="auto" w:after="60"/>
         <w:jc w:val="left"/>
       </w:pPr>
       <w:r>
@@ -950,16 +1028,22 @@
     </w:tbl>
     <w:p>
       <w:pPr>
+        <w:spacing w:line="259" w:lineRule="auto" w:after="60"/>
         <w:jc w:val="left"/>
       </w:pPr>
       <w:r>
         <w:t>Bei Covenant-Verletzung: 30 Tage Heilungsfrist; danach Recht auf Sondertilgung oder Neuverhandlung.</w:t>
       </w:r>
     </w:p>
-    <w:p/>
+    <w:p>
+      <w:pPr>
+        <w:spacing w:line="259" w:lineRule="auto" w:after="60"/>
+      </w:pPr>
+    </w:p>
     <w:p>
       <w:pPr>
         <w:pStyle w:val="Heading2"/>
+        <w:spacing w:line="259" w:lineRule="auto" w:after="60"/>
       </w:pPr>
       <w:r>
         <w:rPr>
@@ -971,6 +1055,7 @@
     <w:p>
       <w:pPr>
         <w:pStyle w:val="ListBullet"/>
+        <w:spacing w:line="259" w:lineRule="auto" w:after="60"/>
       </w:pPr>
       <w:r>
         <w:t>Monatlicher Flash-Bericht (Umsatz, EBITDA, Liquidität) bis zum 15. des Folgemonats.</w:t>
@@ -979,6 +1064,7 @@
     <w:p>
       <w:pPr>
         <w:pStyle w:val="ListBullet"/>
+        <w:spacing w:line="259" w:lineRule="auto" w:after="60"/>
       </w:pPr>
       <w:r>
         <w:t>Quartalsabschlüsse (BWA + SuSa) bis zum Ende des Folgemonats.</w:t>
@@ -987,6 +1073,7 @@
     <w:p>
       <w:pPr>
         <w:pStyle w:val="ListBullet"/>
+        <w:spacing w:line="259" w:lineRule="auto" w:after="60"/>
       </w:pPr>
       <w:r>
         <w:t>Jahresabschluss geprüft bis zum 30. Juni des Folgejahres.</w:t>
@@ -995,6 +1082,7 @@
     <w:p>
       <w:pPr>
         <w:pStyle w:val="ListBullet"/>
+        <w:spacing w:line="259" w:lineRule="auto" w:after="60"/>
       </w:pPr>
       <w:r>
         <w:t>Sofortige Information des Investors bei Zahlungsverzug gegenüber Dritten über 50.000 Euro, bei Vollstreckungsmaßnahmen, bei Kündigung von Schlüsselpersonal (Buchholz, Reimers, Petersen).</w:t>
@@ -1003,6 +1091,7 @@
     <w:p>
       <w:pPr>
         <w:pStyle w:val="ListBullet"/>
+        <w:spacing w:line="259" w:lineRule="auto" w:after="60"/>
       </w:pPr>
       <w:r>
         <w:t>Recht des Investors auf halbjährliche Vor-Ort-Besichtigung und Einsicht in Bücher (ohne vorherige Ankündigung bei Covenant-Verletzung).</w:t>
@@ -1011,15 +1100,21 @@
     <w:p>
       <w:pPr>
         <w:pStyle w:val="ListBullet"/>
+        <w:spacing w:line="259" w:lineRule="auto" w:after="60"/>
       </w:pPr>
       <w:r>
         <w:t>Zustimmungsvorbehalt des Investors bei: Investitionen über 200.000 Euro, Neuaufnahme von Fremdkapital über 100.000 Euro, Übertragung wesentlicher Vertragsverhältnisse.</w:t>
       </w:r>
     </w:p>
-    <w:p/>
+    <w:p>
+      <w:pPr>
+        <w:spacing w:line="259" w:lineRule="auto" w:after="60"/>
+      </w:pPr>
+    </w:p>
     <w:p>
       <w:pPr>
         <w:pStyle w:val="Heading2"/>
+        <w:spacing w:line="259" w:lineRule="auto" w:after="60"/>
       </w:pPr>
       <w:r>
         <w:rPr>
@@ -1031,6 +1126,7 @@
     <w:p>
       <w:pPr>
         <w:pStyle w:val="ListBullet"/>
+        <w:spacing w:line="259" w:lineRule="auto" w:after="60"/>
       </w:pPr>
       <w:r>
         <w:rPr>
@@ -1045,6 +1141,7 @@
     <w:p>
       <w:pPr>
         <w:pStyle w:val="ListBullet"/>
+        <w:spacing w:line="259" w:lineRule="auto" w:after="60"/>
       </w:pPr>
       <w:r>
         <w:rPr>
@@ -1059,6 +1156,7 @@
     <w:p>
       <w:pPr>
         <w:pStyle w:val="ListBullet"/>
+        <w:spacing w:line="259" w:lineRule="auto" w:after="60"/>
       </w:pPr>
       <w:r>
         <w:rPr>
@@ -1070,10 +1168,15 @@
         <w:t xml:space="preserve"> Der Investor kann das Darlehen an Dritte abtreten; Zustimmung der Schuldnerin nicht erforderlich, aber Information 10 Tage vorab.</w:t>
       </w:r>
     </w:p>
-    <w:p/>
+    <w:p>
+      <w:pPr>
+        <w:spacing w:line="259" w:lineRule="auto" w:after="60"/>
+      </w:pPr>
+    </w:p>
     <w:p>
       <w:pPr>
         <w:pStyle w:val="Heading2"/>
+        <w:spacing w:line="259" w:lineRule="auto" w:after="60"/>
       </w:pPr>
       <w:r>
         <w:rPr>
@@ -1245,10 +1348,15 @@
         </w:tc>
       </w:tr>
     </w:tbl>
-    <w:p/>
+    <w:p>
+      <w:pPr>
+        <w:spacing w:line="259" w:lineRule="auto" w:after="60"/>
+      </w:pPr>
+    </w:p>
     <w:p>
       <w:pPr>
         <w:pStyle w:val="Heading2"/>
+        <w:spacing w:line="259" w:lineRule="auto" w:after="60"/>
       </w:pPr>
       <w:r>
         <w:rPr>
@@ -1259,6 +1367,7 @@
     </w:p>
     <w:p>
       <w:pPr>
+        <w:spacing w:line="259" w:lineRule="auto" w:after="60"/>
         <w:jc w:val="left"/>
       </w:pPr>
       <w:r>
@@ -1588,10 +1697,15 @@
         </w:tc>
       </w:tr>
     </w:tbl>
-    <w:p/>
+    <w:p>
+      <w:pPr>
+        <w:spacing w:line="259" w:lineRule="auto" w:after="60"/>
+      </w:pPr>
+    </w:p>
     <w:p>
       <w:pPr>
         <w:pStyle w:val="Heading2"/>
+        <w:spacing w:line="259" w:lineRule="auto" w:after="60"/>
       </w:pPr>
       <w:r>
         <w:rPr>
@@ -1602,16 +1716,22 @@
     </w:p>
     <w:p>
       <w:pPr>
+        <w:spacing w:line="259" w:lineRule="auto" w:after="60"/>
         <w:jc w:val="left"/>
       </w:pPr>
       <w:r>
         <w:t>Die Parteien vereinbaren während der Laufzeit dieses Term Sheets (bis 30. Juni 2026) gegenseitige Vertraulichkeit. Die Schuldnerin verpflichtet sich, keine parallelen Verhandlungen mit anderen potenziellen Investoren zu führen, ohne den Investor vorab zu informieren. Der Investor verpflichtet sich, seine Due-Diligence-Erkenntnisse nur für Zwecke dieser Transaktion zu verwenden.</w:t>
       </w:r>
     </w:p>
-    <w:p/>
+    <w:p>
+      <w:pPr>
+        <w:spacing w:line="259" w:lineRule="auto" w:after="60"/>
+      </w:pPr>
+    </w:p>
     <w:p>
       <w:pPr>
         <w:pStyle w:val="Heading2"/>
+        <w:spacing w:line="259" w:lineRule="auto" w:after="60"/>
       </w:pPr>
       <w:r>
         <w:rPr>
@@ -1622,15 +1742,21 @@
     </w:p>
     <w:p>
       <w:pPr>
+        <w:spacing w:line="259" w:lineRule="auto" w:after="60"/>
         <w:jc w:val="left"/>
       </w:pPr>
       <w:r>
         <w:t>Dieses Term Sheet unterliegt deutschem Recht. Es ist nicht rechtsverbindlich und begründet weder eine Verpflichtung zur Investition noch einen Anspruch der Schuldnerin auf Abschluss einer Transaktion. Alle Angaben basieren auf den der Schuldnerin bereitgestellten Unterlagen und sind vorbehaltlich der Due-Diligence-Ergebnisse.</w:t>
       </w:r>
     </w:p>
-    <w:p/>
     <w:p>
       <w:pPr>
+        <w:spacing w:line="259" w:lineRule="auto" w:after="60"/>
+      </w:pPr>
+    </w:p>
+    <w:p>
+      <w:pPr>
+        <w:spacing w:line="259" w:lineRule="auto" w:after="60"/>
         <w:jc w:val="left"/>
       </w:pPr>
       <w:r>
@@ -1642,6 +1768,7 @@
     </w:p>
     <w:p>
       <w:pPr>
+        <w:spacing w:line="259" w:lineRule="auto" w:after="60"/>
         <w:jc w:val="left"/>
       </w:pPr>
       <w:r>
@@ -1650,6 +1777,7 @@
     </w:p>
     <w:p>
       <w:pPr>
+        <w:spacing w:line="259" w:lineRule="auto" w:after="60"/>
         <w:jc w:val="left"/>
       </w:pPr>
       <w:r>
@@ -1658,6 +1786,7 @@
     </w:p>
     <w:p>
       <w:pPr>
+        <w:spacing w:line="259" w:lineRule="auto" w:after="60"/>
         <w:jc w:val="left"/>
       </w:pPr>
       <w:r>
@@ -1669,6 +1798,7 @@
     </w:p>
     <w:p>
       <w:pPr>
+        <w:spacing w:line="259" w:lineRule="auto" w:after="60"/>
         <w:jc w:val="left"/>
       </w:pPr>
       <w:r>
@@ -1677,6 +1807,7 @@
     </w:p>
     <w:p>
       <w:pPr>
+        <w:spacing w:line="259" w:lineRule="auto" w:after="60"/>
         <w:jc w:val="left"/>
       </w:pPr>
       <w:r>
@@ -1685,6 +1816,7 @@
     </w:p>
     <w:p>
       <w:pPr>
+        <w:spacing w:line="259" w:lineRule="auto" w:after="60"/>
         <w:jc w:val="left"/>
       </w:pPr>
       <w:r>
@@ -1695,13 +1827,58 @@
       </w:r>
     </w:p>
     <w:sectPr>
+      <w:headerReference w:type="default" r:id="rId9"/>
+      <w:footerReference w:type="default" r:id="rId10"/>
       <w:pgSz w:w="11906" w:h="16838"/>
-      <w:pgMar w:top="1417" w:right="1417" w:bottom="1417" w:left="1417" w:header="720" w:footer="720" w:gutter="0"/>
+      <w:pgMar w:top="1191" w:right="1247" w:bottom="1134" w:left="1361" w:header="720" w:footer="720" w:gutter="0"/>
       <w:cols w:space="720"/>
       <w:docGrid w:linePitch="360"/>
     </w:sectPr>
   </w:body>
 </w:document>
+</file>
+
+<file path=word/footer1.xml><?xml version="1.0" encoding="utf-8"?>
+<w:ftr xmlns:m="http://schemas.openxmlformats.org/officeDocument/2006/math" xmlns:mc="http://schemas.openxmlformats.org/markup-compatibility/2006" xmlns:mo="http://schemas.microsoft.com/office/mac/office/2008/main" xmlns:mv="urn:schemas-microsoft-com:mac:vml" xmlns:o="urn:schemas-microsoft-com:office:office" xmlns:r="http://schemas.openxmlformats.org/officeDocument/2006/relationships" xmlns:v="urn:schemas-microsoft-com:vml" xmlns:w10="urn:schemas-microsoft-com:office:word" xmlns:w14="http://schemas.microsoft.com/office/word/2010/wordml" xmlns:w="http://schemas.openxmlformats.org/wordprocessingml/2006/main" xmlns:wne="http://schemas.microsoft.com/office/word/2006/wordml" xmlns:wp14="http://schemas.microsoft.com/office/word/2010/wordprocessingDrawing" xmlns:wp="http://schemas.openxmlformats.org/drawingml/2006/wordprocessingDrawing" xmlns:wpc="http://schemas.microsoft.com/office/word/2010/wordprocessingCanvas" xmlns:wpg="http://schemas.microsoft.com/office/word/2010/wordprocessingGroup" xmlns:wpi="http://schemas.microsoft.com/office/word/2010/wordprocessingInk" xmlns:wps="http://schemas.microsoft.com/office/word/2010/wordprocessingShape" mc:Ignorable="w14 wp14">
+  <w:p>
+    <w:pPr>
+      <w:pStyle w:val="Footer"/>
+      <w:jc w:val="left"/>
+    </w:pPr>
+    <w:r/>
+    <w:r>
+      <w:rPr>
+        <w:rFonts w:ascii="Times New Roman" w:hAnsi="Times New Roman"/>
+        <w:b w:val="0"/>
+        <w:color w:val="777777"/>
+        <w:sz w:val="17"/>
+      </w:rPr>
+      <w:t>Vertraulich | Bearbeitungsstand Juli 2026 | nur zur Aktenbearbeitung</w:t>
+    </w:r>
+  </w:p>
+</w:ftr>
+</file>
+
+<file path=word/header1.xml><?xml version="1.0" encoding="utf-8"?>
+<w:hdr xmlns:m="http://schemas.openxmlformats.org/officeDocument/2006/math" xmlns:mc="http://schemas.openxmlformats.org/markup-compatibility/2006" xmlns:mo="http://schemas.microsoft.com/office/mac/office/2008/main" xmlns:mv="urn:schemas-microsoft-com:mac:vml" xmlns:o="urn:schemas-microsoft-com:office:office" xmlns:r="http://schemas.openxmlformats.org/officeDocument/2006/relationships" xmlns:v="urn:schemas-microsoft-com:vml" xmlns:w10="urn:schemas-microsoft-com:office:word" xmlns:w14="http://schemas.microsoft.com/office/word/2010/wordml" xmlns:w="http://schemas.openxmlformats.org/wordprocessingml/2006/main" xmlns:wne="http://schemas.microsoft.com/office/word/2006/wordml" xmlns:wp14="http://schemas.microsoft.com/office/word/2010/wordprocessingDrawing" xmlns:wp="http://schemas.openxmlformats.org/drawingml/2006/wordprocessingDrawing" xmlns:wpc="http://schemas.microsoft.com/office/word/2010/wordprocessingCanvas" xmlns:wpg="http://schemas.microsoft.com/office/word/2010/wordprocessingGroup" xmlns:wpi="http://schemas.microsoft.com/office/word/2010/wordprocessingInk" xmlns:wps="http://schemas.microsoft.com/office/word/2010/wordprocessingShape" mc:Ignorable="w14 wp14">
+  <w:p>
+    <w:pPr>
+      <w:pStyle w:val="Header"/>
+      <w:jc w:val="left"/>
+    </w:pPr>
+    <w:r/>
+    <w:r>
+      <w:rPr>
+        <w:rFonts w:ascii="Times New Roman" w:hAnsi="Times New Roman"/>
+        <w:b w:val="0"/>
+        <w:i w:val="0"/>
+        <w:color w:val="666666"/>
+        <w:sz w:val="17"/>
+      </w:rPr>
+      <w:t>Lindenhof und Partner mbB | Insolvenz- und Restrukturierungsakte | Bearbeitungsstand Juli 2026</w:t>
+    </w:r>
+  </w:p>
+</w:hdr>
 </file>
 
 <file path=word/numbering.xml><?xml version="1.0" encoding="utf-8"?>
@@ -2418,11 +2595,12 @@
       <w:contextualSpacing/>
     </w:pPr>
     <w:rPr>
-      <w:rFonts w:asciiTheme="majorHAnsi" w:eastAsiaTheme="majorEastAsia" w:hAnsiTheme="majorHAnsi" w:cstheme="majorBidi"/>
+      <w:rFonts w:asciiTheme="majorHAnsi" w:eastAsiaTheme="majorEastAsia" w:hAnsiTheme="majorHAnsi" w:cstheme="majorBidi" w:ascii="Times New Roman" w:hAnsi="Times New Roman"/>
+      <w:b/>
       <w:color w:val="17365D" w:themeColor="text2" w:themeShade="BF"/>
       <w:spacing w:val="5"/>
       <w:kern w:val="28"/>
-      <w:sz w:val="52"/>
+      <w:sz w:val="30"/>
       <w:szCs w:val="52"/>
     </w:rPr>
   </w:style>
